--- a/Instructions.docx
+++ b/Instructions.docx
@@ -1,6 +1,6 @@
 
 <file path=word/document.xml><?xml version="1.0" encoding="utf-8"?>
-<w:document xmlns:wpc="http://schemas.microsoft.com/office/word/2010/wordprocessingCanvas" xmlns:cx="http://schemas.microsoft.com/office/drawing/2014/chartex" xmlns:cx1="http://schemas.microsoft.com/office/drawing/2015/9/8/chartex" xmlns:cx2="http://schemas.microsoft.com/office/drawing/2015/10/21/chartex" xmlns:cx3="http://schemas.microsoft.com/office/drawing/2016/5/9/chartex" xmlns:cx4="http://schemas.microsoft.com/office/drawing/2016/5/10/chartex" xmlns:cx5="http://schemas.microsoft.com/office/drawing/2016/5/11/chartex" xmlns:cx6="http://schemas.microsoft.com/office/drawing/2016/5/12/chartex" xmlns:cx7="http://schemas.microsoft.com/office/drawing/2016/5/13/chartex" xmlns:cx8="http://schemas.microsoft.com/office/drawing/2016/5/14/chartex" xmlns:mc="http://schemas.openxmlformats.org/markup-compatibility/2006" xmlns:aink="http://schemas.microsoft.com/office/drawing/2016/ink" xmlns:am3d="http://schemas.microsoft.com/office/drawing/2017/model3d" xmlns:o="urn:schemas-microsoft-com:office:office" xmlns:oel="http://schemas.microsoft.com/office/2019/extlst" xmlns:r="http://schemas.openxmlformats.org/officeDocument/2006/relationships" xmlns:m="http://schemas.openxmlformats.org/officeDocument/2006/math" xmlns:v="urn:schemas-microsoft-com:vml" xmlns:wp14="http://schemas.microsoft.com/office/word/2010/wordprocessingDrawing" xmlns:wp="http://schemas.openxmlformats.org/drawingml/2006/wordprocessingDrawing" xmlns:w10="urn:schemas-microsoft-com:office:word" xmlns:w="http://schemas.openxmlformats.org/wordprocessingml/2006/main" xmlns:w14="http://schemas.microsoft.com/office/word/2010/wordml" xmlns:w15="http://schemas.microsoft.com/office/word/2012/wordml" xmlns:w16cex="http://schemas.microsoft.com/office/word/2018/wordml/cex" xmlns:w16cid="http://schemas.microsoft.com/office/word/2016/wordml/cid" xmlns:w16="http://schemas.microsoft.com/office/word/2018/wordml" xmlns:w16du="http://schemas.microsoft.com/office/word/2023/wordml/word16du" xmlns:w16sdtdh="http://schemas.microsoft.com/office/word/2020/wordml/sdtdatahash" xmlns:w16se="http://schemas.microsoft.com/office/word/2015/wordml/symex" xmlns:wpg="http://schemas.microsoft.com/office/word/2010/wordprocessingGroup" xmlns:wpi="http://schemas.microsoft.com/office/word/2010/wordprocessingInk" xmlns:wne="http://schemas.microsoft.com/office/word/2006/wordml" xmlns:wps="http://schemas.microsoft.com/office/word/2010/wordprocessingShape" mc:Ignorable="w14 w15 w16se w16cid w16 w16cex w16sdtdh wp14">
+<w:document xmlns:wpc="http://schemas.microsoft.com/office/word/2010/wordprocessingCanvas" xmlns:cx="http://schemas.microsoft.com/office/drawing/2014/chartex" xmlns:cx1="http://schemas.microsoft.com/office/drawing/2015/9/8/chartex" xmlns:cx2="http://schemas.microsoft.com/office/drawing/2015/10/21/chartex" xmlns:cx3="http://schemas.microsoft.com/office/drawing/2016/5/9/chartex" xmlns:cx4="http://schemas.microsoft.com/office/drawing/2016/5/10/chartex" xmlns:cx5="http://schemas.microsoft.com/office/drawing/2016/5/11/chartex" xmlns:cx6="http://schemas.microsoft.com/office/drawing/2016/5/12/chartex" xmlns:cx7="http://schemas.microsoft.com/office/drawing/2016/5/13/chartex" xmlns:cx8="http://schemas.microsoft.com/office/drawing/2016/5/14/chartex" xmlns:mc="http://schemas.openxmlformats.org/markup-compatibility/2006" xmlns:aink="http://schemas.microsoft.com/office/drawing/2016/ink" xmlns:am3d="http://schemas.microsoft.com/office/drawing/2017/model3d" xmlns:o="urn:schemas-microsoft-com:office:office" xmlns:oel="http://schemas.microsoft.com/office/2019/extlst" xmlns:r="http://schemas.openxmlformats.org/officeDocument/2006/relationships" xmlns:m="http://schemas.openxmlformats.org/officeDocument/2006/math" xmlns:v="urn:schemas-microsoft-com:vml" xmlns:wp14="http://schemas.microsoft.com/office/word/2010/wordprocessingDrawing" xmlns:wp="http://schemas.openxmlformats.org/drawingml/2006/wordprocessingDrawing" xmlns:w10="urn:schemas-microsoft-com:office:word" xmlns:w="http://schemas.openxmlformats.org/wordprocessingml/2006/main" xmlns:w14="http://schemas.microsoft.com/office/word/2010/wordml" xmlns:w15="http://schemas.microsoft.com/office/word/2012/wordml" xmlns:w16cei="http://schemas.microsoft.com/office/word/2026/wordml/cei" xmlns:w16cex="http://schemas.microsoft.com/office/word/2018/wordml/cex" xmlns:w16cid="http://schemas.microsoft.com/office/word/2016/wordml/cid" xmlns:w16="http://schemas.microsoft.com/office/word/2018/wordml" xmlns:w16du="http://schemas.microsoft.com/office/word/2023/wordml/word16du" xmlns:w16sdtdh="http://schemas.microsoft.com/office/word/2020/wordml/sdtdatahash" xmlns:w16sdtfl="http://schemas.microsoft.com/office/word/2024/wordml/sdtformatlock" xmlns:w16se="http://schemas.microsoft.com/office/word/2015/wordml/symex" xmlns:wpg="http://schemas.microsoft.com/office/word/2010/wordprocessingGroup" xmlns:wpi="http://schemas.microsoft.com/office/word/2010/wordprocessingInk" xmlns:wne="http://schemas.microsoft.com/office/word/2006/wordml" xmlns:wps="http://schemas.microsoft.com/office/word/2010/wordprocessingShape" mc:Ignorable="w14 w15 w16se w16cid w16 w16cex w16sdtdh w16sdtfl w16du wp14">
   <w:body>
     <w:p>
       <w:r>
@@ -169,72 +169,158 @@
     </w:p>
     <w:p>
       <w:r>
-        <w:t xml:space="preserve">If there is an update (new video) </w:t>
+        <w:t>Step 1: On GitHub Desktop, click “Fetch origin”. If you see a “Pull” request, then click “Pull” and update the website</w:t>
+      </w:r>
+    </w:p>
+    <w:p>
+      <w:r>
+        <w:t>Step 2: To update a series with a new video, follow the following examples:</w:t>
+      </w:r>
+    </w:p>
+    <w:p>
+      <w:r>
+        <w:t xml:space="preserve">Example: </w:t>
+      </w:r>
+      <w:r>
+        <w:t xml:space="preserve">If there is an update (new video) in </w:t>
+      </w:r>
+      <w:r>
+        <w:t xml:space="preserve">the </w:t>
+      </w:r>
+      <w:proofErr w:type="spellStart"/>
+      <w:r>
+        <w:t>Maharagama</w:t>
+      </w:r>
+      <w:proofErr w:type="spellEnd"/>
+      <w:r>
+        <w:t xml:space="preserve"> </w:t>
+      </w:r>
+      <w:r>
+        <w:t>B</w:t>
+      </w:r>
+      <w:r>
+        <w:t xml:space="preserve"> series, then add an entry to the last line of the file: </w:t>
+      </w:r>
+    </w:p>
+    <w:p>
+      <w:pPr>
+        <w:ind w:firstLine="720"/>
+      </w:pPr>
+      <w:r>
+        <w:t>current/</w:t>
+      </w:r>
+      <w:proofErr w:type="spellStart"/>
+      <w:r>
+        <w:t>MaharagamaB</w:t>
+      </w:r>
+      <w:proofErr w:type="spellEnd"/>
+      <w:r>
+        <w:t>/</w:t>
+      </w:r>
+      <w:r>
+        <w:t>MaharagamaB_ytlinks</w:t>
+      </w:r>
+      <w:r>
+        <w:t>.txt</w:t>
+      </w:r>
+    </w:p>
+    <w:p>
+      <w:r>
+        <w:t>An entry in a “…_ytlinks.txt” file will have the following format:</w:t>
+      </w:r>
+    </w:p>
+    <w:p>
+      <w:pPr>
+        <w:ind w:firstLine="720"/>
+      </w:pPr>
+      <w:r>
+        <w:t>&lt;index&gt;</w:t>
+      </w:r>
+      <w:r>
+        <w:t xml:space="preserve"> [optional comment]</w:t>
+      </w:r>
+      <w:r>
+        <w:t xml:space="preserve"> &lt;</w:t>
+      </w:r>
+      <w:proofErr w:type="spellStart"/>
+      <w:r>
+        <w:t>youtube</w:t>
+      </w:r>
+      <w:proofErr w:type="spellEnd"/>
+      <w:r>
+        <w:t xml:space="preserve"> link (URL)&gt; &lt;date&gt;</w:t>
+      </w:r>
+    </w:p>
+    <w:p>
+      <w:r>
+        <w:t>&lt;index&gt; should be the current position of the video in the underlying series. In most cases, simply increment the previous position.</w:t>
+      </w:r>
+    </w:p>
+    <w:p>
+      <w:r>
+        <w:t>[optional comment] is a brief description of a video taken from the video title or the YouTube preview image.</w:t>
+      </w:r>
+    </w:p>
+    <w:p>
+      <w:r>
+        <w:t>&lt;</w:t>
+      </w:r>
+      <w:proofErr w:type="spellStart"/>
+      <w:r>
+        <w:t>youtube</w:t>
+      </w:r>
+      <w:proofErr w:type="spellEnd"/>
+      <w:r>
+        <w:t xml:space="preserve"> link (URL)</w:t>
       </w:r>
       <w:proofErr w:type="gramStart"/>
       <w:r>
-        <w:t>in</w:t>
+        <w:t xml:space="preserve">&gt; </w:t>
+      </w:r>
+      <w:r>
+        <w:t xml:space="preserve"> has</w:t>
       </w:r>
       <w:proofErr w:type="gramEnd"/>
       <w:r>
-        <w:t xml:space="preserve"> Saturday 2:00 pm series, then add an entry to the last line of the file: </w:t>
-      </w:r>
-    </w:p>
-    <w:p>
-      <w:pPr>
-        <w:ind w:firstLine="720"/>
-      </w:pPr>
-      <w:proofErr w:type="spellStart"/>
-      <w:r>
-        <w:t>Kaluthara_Bodhiya_A_Series</w:t>
-      </w:r>
-      <w:proofErr w:type="spellEnd"/>
-      <w:r>
-        <w:t>/youtube_links.txt</w:t>
-      </w:r>
-    </w:p>
-    <w:p>
-      <w:r>
-        <w:t>If there is an update to the H series, then add an entry to the last line of the file:</w:t>
-      </w:r>
-    </w:p>
-    <w:p>
-      <w:pPr>
-        <w:ind w:firstLine="720"/>
-      </w:pPr>
-      <w:proofErr w:type="spellStart"/>
-      <w:r>
-        <w:t>All_Playlists</w:t>
-      </w:r>
-      <w:proofErr w:type="spellEnd"/>
-      <w:r>
-        <w:t>/H_series.txt</w:t>
-      </w:r>
-    </w:p>
-    <w:p>
-      <w:r>
-        <w:t>Both files have the following format:</w:t>
-      </w:r>
-    </w:p>
-    <w:p>
-      <w:pPr>
-        <w:ind w:firstLine="720"/>
-      </w:pPr>
-      <w:r>
-        <w:t>&lt;index&gt; &lt;</w:t>
-      </w:r>
-      <w:proofErr w:type="spellStart"/>
-      <w:r>
-        <w:t>youtube</w:t>
-      </w:r>
-      <w:proofErr w:type="spellEnd"/>
-      <w:r>
-        <w:t xml:space="preserve"> link (URL)&gt; &lt;date&gt;</w:t>
-      </w:r>
-    </w:p>
-    <w:p>
-      <w:r>
-        <w:t>Then, to update the website, run the “build_it.py” script.</w:t>
+        <w:t xml:space="preserve"> the format </w:t>
+      </w:r>
+      <w:hyperlink r:id="rId8" w:history="1">
+        <w:r>
+          <w:rPr>
+            <w:rStyle w:val="Hyperlink"/>
+          </w:rPr>
+          <w:t>https://www.youtube.com/watch?v=</w:t>
+        </w:r>
+        <w:r>
+          <w:rPr>
+            <w:rStyle w:val="Hyperlink"/>
+          </w:rPr>
+          <w:t>VIDEOID</w:t>
+        </w:r>
+      </w:hyperlink>
+      <w:r>
+        <w:t xml:space="preserve"> and is copied directly from the browser.</w:t>
+      </w:r>
+    </w:p>
+    <w:p>
+      <w:r>
+        <w:t>Then, to update the website</w:t>
+      </w:r>
+      <w:r>
+        <w:t xml:space="preserve"> local copy</w:t>
+      </w:r>
+      <w:r>
+        <w:t>, run the “build_it.py” script.</w:t>
+      </w:r>
+    </w:p>
+    <w:p>
+      <w:r>
+        <w:t>You can preview the website by right clicking the index.html on top level (in the root directory) and selecting “Open with Five Server”.</w:t>
+      </w:r>
+    </w:p>
+    <w:p>
+      <w:r>
+        <w:t>If everything is okay, then check in the content using GitHub Desktop by adding a comment to the comment field (description is optional) and clicking the “Commit …” button. Then click “Push Button.”</w:t>
       </w:r>
     </w:p>
     <w:p/>
@@ -251,7 +337,7 @@
 </file>
 
 <file path=word/numbering.xml><?xml version="1.0" encoding="utf-8"?>
-<w:numbering xmlns:wpc="http://schemas.microsoft.com/office/word/2010/wordprocessingCanvas" xmlns:cx="http://schemas.microsoft.com/office/drawing/2014/chartex" xmlns:cx1="http://schemas.microsoft.com/office/drawing/2015/9/8/chartex" xmlns:cx2="http://schemas.microsoft.com/office/drawing/2015/10/21/chartex" xmlns:cx3="http://schemas.microsoft.com/office/drawing/2016/5/9/chartex" xmlns:cx4="http://schemas.microsoft.com/office/drawing/2016/5/10/chartex" xmlns:cx5="http://schemas.microsoft.com/office/drawing/2016/5/11/chartex" xmlns:cx6="http://schemas.microsoft.com/office/drawing/2016/5/12/chartex" xmlns:cx7="http://schemas.microsoft.com/office/drawing/2016/5/13/chartex" xmlns:cx8="http://schemas.microsoft.com/office/drawing/2016/5/14/chartex" xmlns:mc="http://schemas.openxmlformats.org/markup-compatibility/2006" xmlns:aink="http://schemas.microsoft.com/office/drawing/2016/ink" xmlns:am3d="http://schemas.microsoft.com/office/drawing/2017/model3d" xmlns:o="urn:schemas-microsoft-com:office:office" xmlns:oel="http://schemas.microsoft.com/office/2019/extlst" xmlns:r="http://schemas.openxmlformats.org/officeDocument/2006/relationships" xmlns:m="http://schemas.openxmlformats.org/officeDocument/2006/math" xmlns:v="urn:schemas-microsoft-com:vml" xmlns:wp14="http://schemas.microsoft.com/office/word/2010/wordprocessingDrawing" xmlns:wp="http://schemas.openxmlformats.org/drawingml/2006/wordprocessingDrawing" xmlns:w10="urn:schemas-microsoft-com:office:word" xmlns:w="http://schemas.openxmlformats.org/wordprocessingml/2006/main" xmlns:w14="http://schemas.microsoft.com/office/word/2010/wordml" xmlns:w15="http://schemas.microsoft.com/office/word/2012/wordml" xmlns:w16cex="http://schemas.microsoft.com/office/word/2018/wordml/cex" xmlns:w16cid="http://schemas.microsoft.com/office/word/2016/wordml/cid" xmlns:w16="http://schemas.microsoft.com/office/word/2018/wordml" xmlns:w16du="http://schemas.microsoft.com/office/word/2023/wordml/word16du" xmlns:w16sdtdh="http://schemas.microsoft.com/office/word/2020/wordml/sdtdatahash" xmlns:w16se="http://schemas.microsoft.com/office/word/2015/wordml/symex" xmlns:wpg="http://schemas.microsoft.com/office/word/2010/wordprocessingGroup" xmlns:wpi="http://schemas.microsoft.com/office/word/2010/wordprocessingInk" xmlns:wne="http://schemas.microsoft.com/office/word/2006/wordml" xmlns:wps="http://schemas.microsoft.com/office/word/2010/wordprocessingShape" mc:Ignorable="w14 w15 w16se w16cid w16 w16cex w16sdtdh wp14">
+<w:numbering xmlns:wpc="http://schemas.microsoft.com/office/word/2010/wordprocessingCanvas" xmlns:cx="http://schemas.microsoft.com/office/drawing/2014/chartex" xmlns:cx1="http://schemas.microsoft.com/office/drawing/2015/9/8/chartex" xmlns:cx2="http://schemas.microsoft.com/office/drawing/2015/10/21/chartex" xmlns:cx3="http://schemas.microsoft.com/office/drawing/2016/5/9/chartex" xmlns:cx4="http://schemas.microsoft.com/office/drawing/2016/5/10/chartex" xmlns:cx5="http://schemas.microsoft.com/office/drawing/2016/5/11/chartex" xmlns:cx6="http://schemas.microsoft.com/office/drawing/2016/5/12/chartex" xmlns:cx7="http://schemas.microsoft.com/office/drawing/2016/5/13/chartex" xmlns:cx8="http://schemas.microsoft.com/office/drawing/2016/5/14/chartex" xmlns:mc="http://schemas.openxmlformats.org/markup-compatibility/2006" xmlns:aink="http://schemas.microsoft.com/office/drawing/2016/ink" xmlns:am3d="http://schemas.microsoft.com/office/drawing/2017/model3d" xmlns:o="urn:schemas-microsoft-com:office:office" xmlns:oel="http://schemas.microsoft.com/office/2019/extlst" xmlns:r="http://schemas.openxmlformats.org/officeDocument/2006/relationships" xmlns:m="http://schemas.openxmlformats.org/officeDocument/2006/math" xmlns:v="urn:schemas-microsoft-com:vml" xmlns:wp14="http://schemas.microsoft.com/office/word/2010/wordprocessingDrawing" xmlns:wp="http://schemas.openxmlformats.org/drawingml/2006/wordprocessingDrawing" xmlns:w10="urn:schemas-microsoft-com:office:word" xmlns:w="http://schemas.openxmlformats.org/wordprocessingml/2006/main" xmlns:w14="http://schemas.microsoft.com/office/word/2010/wordml" xmlns:w15="http://schemas.microsoft.com/office/word/2012/wordml" xmlns:w16cei="http://schemas.microsoft.com/office/word/2026/wordml/cei" xmlns:w16cex="http://schemas.microsoft.com/office/word/2018/wordml/cex" xmlns:w16cid="http://schemas.microsoft.com/office/word/2016/wordml/cid" xmlns:w16="http://schemas.microsoft.com/office/word/2018/wordml" xmlns:w16du="http://schemas.microsoft.com/office/word/2023/wordml/word16du" xmlns:w16sdtdh="http://schemas.microsoft.com/office/word/2020/wordml/sdtdatahash" xmlns:w16sdtfl="http://schemas.microsoft.com/office/word/2024/wordml/sdtformatlock" xmlns:w16se="http://schemas.microsoft.com/office/word/2015/wordml/symex" xmlns:wpg="http://schemas.microsoft.com/office/word/2010/wordprocessingGroup" xmlns:wpi="http://schemas.microsoft.com/office/word/2010/wordprocessingInk" xmlns:wne="http://schemas.microsoft.com/office/word/2006/wordml" xmlns:wps="http://schemas.microsoft.com/office/word/2010/wordprocessingShape" mc:Ignorable="w14 w15 w16se w16cid w16 w16cex w16sdtdh w16sdtfl w16du wp14">
   <w:abstractNum w:abstractNumId="0" w15:restartNumberingAfterBreak="0">
     <w:nsid w:val="37796A97"/>
     <w:multiLevelType w:val="hybridMultilevel"/>
@@ -348,7 +434,7 @@
 </file>
 
 <file path=word/styles.xml><?xml version="1.0" encoding="utf-8"?>
-<w:styles xmlns:mc="http://schemas.openxmlformats.org/markup-compatibility/2006" xmlns:r="http://schemas.openxmlformats.org/officeDocument/2006/relationships" xmlns:w="http://schemas.openxmlformats.org/wordprocessingml/2006/main" xmlns:w14="http://schemas.microsoft.com/office/word/2010/wordml" xmlns:w15="http://schemas.microsoft.com/office/word/2012/wordml" xmlns:w16cex="http://schemas.microsoft.com/office/word/2018/wordml/cex" xmlns:w16cid="http://schemas.microsoft.com/office/word/2016/wordml/cid" xmlns:w16="http://schemas.microsoft.com/office/word/2018/wordml" xmlns:w16sdtdh="http://schemas.microsoft.com/office/word/2020/wordml/sdtdatahash" xmlns:w16se="http://schemas.microsoft.com/office/word/2015/wordml/symex" mc:Ignorable="w14 w15 w16se w16cid w16 w16cex w16sdtdh">
+<w:styles xmlns:mc="http://schemas.openxmlformats.org/markup-compatibility/2006" xmlns:r="http://schemas.openxmlformats.org/officeDocument/2006/relationships" xmlns:w="http://schemas.openxmlformats.org/wordprocessingml/2006/main" xmlns:w14="http://schemas.microsoft.com/office/word/2010/wordml" xmlns:w15="http://schemas.microsoft.com/office/word/2012/wordml" xmlns:w16cex="http://schemas.microsoft.com/office/word/2018/wordml/cex" xmlns:w16cid="http://schemas.microsoft.com/office/word/2016/wordml/cid" xmlns:w16="http://schemas.microsoft.com/office/word/2018/wordml" xmlns:w16du="http://schemas.microsoft.com/office/word/2023/wordml/word16du" xmlns:w16sdtdh="http://schemas.microsoft.com/office/word/2020/wordml/sdtdatahash" xmlns:w16sdtfl="http://schemas.microsoft.com/office/word/2024/wordml/sdtformatlock" xmlns:w16se="http://schemas.microsoft.com/office/word/2015/wordml/symex" mc:Ignorable="w14 w15 w16se w16cid w16 w16cex w16sdtdh w16sdtfl w16du">
   <w:docDefaults>
     <w:rPrDefault>
       <w:rPr>
@@ -790,12 +876,23 @@
     <w:name w:val="Hyperlink"/>
     <w:basedOn w:val="DefaultParagraphFont"/>
     <w:uiPriority w:val="99"/>
-    <w:semiHidden/>
     <w:unhideWhenUsed/>
     <w:rsid w:val="005D5FD0"/>
     <w:rPr>
       <w:color w:val="0000FF"/>
       <w:u w:val="single"/>
+    </w:rPr>
+  </w:style>
+  <w:style w:type="character" w:styleId="UnresolvedMention">
+    <w:name w:val="Unresolved Mention"/>
+    <w:basedOn w:val="DefaultParagraphFont"/>
+    <w:uiPriority w:val="99"/>
+    <w:semiHidden/>
+    <w:unhideWhenUsed/>
+    <w:rsid w:val="00AE487B"/>
+    <w:rPr>
+      <w:color w:val="605E5C"/>
+      <w:shd w:val="clear" w:color="auto" w:fill="E1DFDD"/>
     </w:rPr>
   </w:style>
 </w:styles>
